--- a/03_Outputs/final scripts/pt/Module 1/1.0.-1-pt.docx
+++ b/03_Outputs/final scripts/pt/Module 1/1.0.-1-pt.docx
@@ -4,27 +4,27 @@
   <w:body>
     <w:p>
       <w:r>
-        <w:t>Bem-vindo à Academia de Energia Sustentável!</w:t>
+        <w:t xml:space="preserve">Bem-vindo à Academia de Energia Sustentável!  </w:t>
       </w:r>
     </w:p>
     <w:p>
       <w:r>
-        <w:t>Serei seu guia ao longo desta jornada. Juntos, exploraremos como a energia impulsiona o progresso, molda políticas e transforma vidas.</w:t>
+        <w:t xml:space="preserve">Serei seu guia ao longo desta jornada. Juntos, exploraremos como a energia impulsiona o progresso, molda políticas e transforma vidas.  </w:t>
       </w:r>
     </w:p>
     <w:p>
       <w:r>
-        <w:t>Neste primeiro módulo, você aprenderá por que a energia é muito mais do que infraestrutura — é o motor do desenvolvimento sustentável, da resiliência climática e da justiça social.</w:t>
+        <w:t xml:space="preserve">Neste primeiro módulo, você aprenderá por que a energia é muito mais do que infraestrutura — é o motor do desenvolvimento sustentável, da resiliência climática e da justiça social.  </w:t>
       </w:r>
     </w:p>
     <w:p>
       <w:r>
-        <w:t>Vamos explorar o papel fundamental da energia na conquista dos Objetivos de Desenvolvimento Sustentável, especialmente o ODS 7: garantir acesso a uma energia acessível, confiável, sustentável e moderna para todos.</w:t>
+        <w:t xml:space="preserve">Vamos explorar o papel fundamental da energia na conquista dos Objetivos de Desenvolvimento Sustentável, com base nos benefícios integrados trazidos pelo ODS 7: garantir acesso a uma energia acessível, confiável, sustentável e moderna para todos.  </w:t>
       </w:r>
     </w:p>
     <w:p>
       <w:r>
-        <w:t>Você também verá como e de que forma setores diversos — desde finanças e saúde até governança e gênero — estão todos conectados através da energia.</w:t>
+        <w:t xml:space="preserve">Você também verá como setores diversos — desde finanças e saúde até governança e gênero — estão todos conectados através da energia.  </w:t>
       </w:r>
     </w:p>
     <w:p>
